--- a/30-Ket-Qua/2026-10-10/Soan-Thao/TB_Huong-dan-su-dung-cong-cu-AI-KTC-Quan-tri_20261010_v9_TrackChanges.docx
+++ b/30-Ket-Qua/2026-10-10/Soan-Thao/TB_Huong-dan-su-dung-cong-cu-AI-KTC-Quan-tri_20261010_v9_TrackChanges.docx
@@ -521,15 +521,28 @@
           <w:szCs w:val="28"/>
         </w:rPr>
       </w:pPr>
-      <w:r>
-        <w:rPr>
-          <w:i/>
-          <w:iCs/>
-          <w:sz w:val="28"/>
-          <w:szCs w:val="28"/>
-        </w:rPr>
-        <w:t>Căn cứ Kế hoạch số 848/KH-CĐKT ngày 03 tháng 9 năm 2026 của Trường Cao đẳng Kon Tum phát triển các công cụ trí tuệ nhân tạo hỗ trợ thực hiện nhiệm vụ của các đơn vị thuộc Trường năm 2026, 2027;</w:t>
-      </w:r>
+      <w:del w:id="1007" w:author="Sửa theo rà soát 897 ngày 10/10 (Claude)" w:date="2026-10-10T14:56:20Z">
+        <w:r>
+          <w:rPr>
+            <w:i/>
+            <w:iCs/>
+            <w:sz w:val="28"/>
+            <w:szCs w:val="28"/>
+          </w:rPr>
+          <w:delText>Căn cứ Kế hoạch số 848/KH-CĐKT ngày 03 tháng 9 năm 2026 của Trường Cao đẳng Kon Tum phát triển các công cụ trí tuệ nhân tạo hỗ trợ thực hiện nhiệm vụ của các đơn vị thuộc Trường năm 2026, 2027;</w:delText>
+        </w:r>
+      </w:del>
+      <w:ins w:id="1008" w:author="Sửa theo rà soát 897 ngày 10/10 (Claude)" w:date="2026-10-10T14:56:20Z">
+        <w:r>
+          <w:rPr>
+            <w:i/>
+            <w:iCs/>
+            <w:sz w:val="28"/>
+            <w:szCs w:val="28"/>
+          </w:rPr>
+          <w:t xml:space="preserve">Căn cứ Thông báo số 917/TB-CĐKT ngày 10 tháng 8 năm 2026 của Trường Cao đẳng Kon Tum kết luận của Bí thư Đảng ủy - Hiệu trưởng nhà trường tại cuộc họp giao ban công tác tuần từ ngày 10/8/2026 đến 16/8/2026;</w:t>
+        </w:r>
+      </w:ins>
     </w:p>
     <w:p>
       <w:pPr>
@@ -544,15 +557,28 @@
           <w:szCs w:val="28"/>
         </w:rPr>
       </w:pPr>
-      <w:r>
-        <w:rPr>
-          <w:i/>
-          <w:iCs/>
-          <w:sz w:val="28"/>
-          <w:szCs w:val="28"/>
-        </w:rPr>
-        <w:t>Căn cứ Thông báo số 1056/TB-CĐKT ngày 16 tháng 9 năm 2026 của Trường Cao đẳng Kon Tum hướng dẫn sử dụng Skill “tao-skill-va-prompt-chuan” để xây dựng các Skill chuyên dụng phục vụ công việc tại các đơn vị thuộc Trường;</w:t>
-      </w:r>
+      <w:del w:id="1005" w:author="Sửa theo rà soát 897 ngày 10/10 (Claude)" w:date="2026-10-10T14:56:20Z">
+        <w:r>
+          <w:rPr>
+            <w:i/>
+            <w:iCs/>
+            <w:sz w:val="28"/>
+            <w:szCs w:val="28"/>
+          </w:rPr>
+          <w:delText>Căn cứ Thông báo số 1056/TB-CĐKT ngày 16 tháng 9 năm 2026 của Trường Cao đẳng Kon Tum hướng dẫn sử dụng Skill “tao-skill-va-prompt-chuan” để xây dựng các Skill chuyên dụng phục vụ công việc tại các đơn vị thuộc Trường;</w:delText>
+        </w:r>
+      </w:del>
+      <w:ins w:id="1006" w:author="Sửa theo rà soát 897 ngày 10/10 (Claude)" w:date="2026-10-10T14:56:20Z">
+        <w:r>
+          <w:rPr>
+            <w:i/>
+            <w:iCs/>
+            <w:sz w:val="28"/>
+            <w:szCs w:val="28"/>
+          </w:rPr>
+          <w:t xml:space="preserve">Căn cứ Kế hoạch số 848/KH-CĐKT ngày 03 tháng 9 năm 2026 của Trường Cao đẳng Kon Tum phát triển các công cụ trí tuệ nhân tạo hỗ trợ thực hiện nhiệm vụ của các đơn vị thuộc Trường năm 2026, 2027;</w:t>
+        </w:r>
+      </w:ins>
     </w:p>
     <w:p>
       <w:pPr>
@@ -567,15 +593,28 @@
           <w:szCs w:val="28"/>
         </w:rPr>
       </w:pPr>
-      <w:r>
-        <w:rPr>
-          <w:i/>
-          <w:iCs/>
-          <w:sz w:val="28"/>
-          <w:szCs w:val="28"/>
-        </w:rPr>
-        <w:t>Căn cứ Thông báo số 917/TB-CĐKT ngày 10 tháng 8 năm 2026 của Trường Cao đẳng Kon Tum kết luận của Bí thư Đảng ủy - Hiệu trưởng nhà trường tại cuộc họp giao ban công tác tuần từ ngày 10/8/2026 đến 16/8/2026.</w:t>
-      </w:r>
+      <w:del w:id="1003" w:author="Sửa theo rà soát 897 ngày 10/10 (Claude)" w:date="2026-10-10T14:56:20Z">
+        <w:r>
+          <w:rPr>
+            <w:i/>
+            <w:iCs/>
+            <w:sz w:val="28"/>
+            <w:szCs w:val="28"/>
+          </w:rPr>
+          <w:delText>Căn cứ Thông báo số 917/TB-CĐKT ngày 10 tháng 8 năm 2026 của Trường Cao đẳng Kon Tum kết luận của Bí thư Đảng ủy - Hiệu trưởng nhà trường tại cuộc họp giao ban công tác tuần từ ngày 10/8/2026 đến 16/8/2026.</w:delText>
+        </w:r>
+      </w:del>
+      <w:ins w:id="1004" w:author="Sửa theo rà soát 897 ngày 10/10 (Claude)" w:date="2026-10-10T14:56:20Z">
+        <w:r>
+          <w:rPr>
+            <w:i/>
+            <w:iCs/>
+            <w:sz w:val="28"/>
+            <w:szCs w:val="28"/>
+          </w:rPr>
+          <w:t xml:space="preserve">Căn cứ Thông báo số 1056/TB-CĐKT ngày 16 tháng 9 năm 2026 của Trường Cao đẳng Kon Tum hướng dẫn sử dụng Skill “tao-skill-va-prompt-chuan” để xây dựng các Skill chuyên dụng phục vụ công việc tại các đơn vị thuộc Trường.</w:t>
+        </w:r>
+      </w:ins>
     </w:p>
     <w:p>
       <w:pPr>
@@ -593,7 +632,82 @@
           <w:sz w:val="28"/>
           <w:szCs w:val="28"/>
         </w:rPr>
-        <w:t>Nhằm thống nhất cách thức xây dựng kế hoạch, báo cáo kết quả công tác định kỳ theo Thông báo số 736/TB-CĐKT ngày 25 tháng 6 năm 2026 và 6 trục kết quả trọng tâm theo Thông báo số 817/TB-CĐKT ngày 14 tháng 7 năm 2026; theo dõi nhiệm vụ từ khi giao đến khi có kết quả, minh chứng; hỗ trợ viên chức, người lao động lập kế hoạch và tự đánh giá KPI cá nhân theo Quyết định số 1923/QĐ-CĐKT ngày 30 tháng 8 năm 2026, Trường Cao đẳng Kon Tum thông báo hướng dẫn sử dụng bộ công cụ trí tuệ nhân tạo KTC-Quan-tri (sau đây gọi là Bộ công cụ), cụ thể như sau:</w:t>
+        <w:t xml:space="preserve">Nhằm thống nhất cách thức xây dựng kế hoạch, báo cáo kết quả công tác định kỳ theo Thông báo số 736/TB-CĐKT </w:t>
+      </w:r>
+      <w:del w:id="1009" w:author="Sửa theo rà soát 897 ngày 10/10 (Claude)" w:date="2026-10-10T14:56:20Z">
+        <w:r>
+          <w:rPr>
+            <w:sz w:val="28"/>
+            <w:szCs w:val="28"/>
+          </w:rPr>
+          <w:delText xml:space="preserve">ngày 25 tháng 6 năm 2026 và 6 trục</w:delText>
+        </w:r>
+      </w:del>
+      <w:ins w:id="1010" w:author="Sửa theo rà soát 897 ngày 10/10 (Claude)" w:date="2026-10-10T14:56:20Z">
+        <w:r>
+          <w:rPr>
+            <w:sz w:val="28"/>
+            <w:szCs w:val="28"/>
+          </w:rPr>
+          <w:t xml:space="preserve">ngày 25 tháng 6 năm 2026 của Trường Cao đẳng Kon Tum hướng dẫn xây dựng kế hoạch và báo cáo kết quả công tác định kỳ và 6 trục</w:t>
+        </w:r>
+      </w:ins>
+      <w:r>
+        <w:rPr>
+          <w:sz w:val="28"/>
+          <w:szCs w:val="28"/>
+        </w:rPr>
+        <w:t xml:space="preserve"> kết quả trọng tâm theo Thông báo số 817/TB-CĐKT </w:t>
+      </w:r>
+      <w:del w:id="1011" w:author="Sửa theo rà soát 897 ngày 10/10 (Claude)" w:date="2026-10-10T14:56:20Z">
+        <w:r>
+          <w:rPr>
+            <w:sz w:val="28"/>
+            <w:szCs w:val="28"/>
+          </w:rPr>
+          <w:delText xml:space="preserve">ngày 14 tháng 7 năm 2026;</w:delText>
+        </w:r>
+      </w:del>
+      <w:ins w:id="1012" w:author="Sửa theo rà soát 897 ngày 10/10 (Claude)" w:date="2026-10-10T14:56:20Z">
+        <w:r>
+          <w:rPr>
+            <w:sz w:val="28"/>
+            <w:szCs w:val="28"/>
+          </w:rPr>
+          <w:t xml:space="preserve">ngày 14 tháng 7 năm 2026 của Trường Cao đẳng Kon Tum nội hàm 6 trục kết quả trọng tâm theo Hướng dẫn số 02-HD/BTCTW ngày 22/5/2026 của Ban Tổ chức Trung ương;</w:t>
+        </w:r>
+      </w:ins>
+      <w:r>
+        <w:rPr>
+          <w:sz w:val="28"/>
+          <w:szCs w:val="28"/>
+        </w:rPr>
+        <w:t xml:space="preserve"> theo dõi nhiệm vụ từ khi giao đến khi có kết quả, minh chứng; hỗ trợ viên chức, người lao động lập kế hoạch và tự đánh giá KPI cá nhân theo Quyết định số 1923/QĐ-CĐKT </w:t>
+      </w:r>
+      <w:del w:id="1013" w:author="Sửa theo rà soát 897 ngày 10/10 (Claude)" w:date="2026-10-10T14:56:20Z">
+        <w:r>
+          <w:rPr>
+            <w:sz w:val="28"/>
+            <w:szCs w:val="28"/>
+          </w:rPr>
+          <w:delText xml:space="preserve">ngày 30 tháng 8 năm 2026, Trường Cao đẳng Kon Tum thông báo</w:delText>
+        </w:r>
+      </w:del>
+      <w:ins w:id="1014" w:author="Sửa theo rà soát 897 ngày 10/10 (Claude)" w:date="2026-10-10T14:56:20Z">
+        <w:r>
+          <w:rPr>
+            <w:sz w:val="28"/>
+            <w:szCs w:val="28"/>
+          </w:rPr>
+          <w:t xml:space="preserve">ngày 30 tháng 8 năm 2026 của Hiệu trưởng Trường Cao đẳng Kon Tum ban hành Quy chế đánh giá, xếp loại chất lượng tập thể, cá nhân gắn với Chỉ số đánh giá hiệu quả công việc (KPI), Trường Cao đẳng Kon Tum thông báo</w:t>
+        </w:r>
+      </w:ins>
+      <w:r>
+        <w:rPr>
+          <w:sz w:val="28"/>
+          <w:szCs w:val="28"/>
+        </w:rPr>
+        <w:t xml:space="preserve"> hướng dẫn sử dụng bộ công cụ trí tuệ nhân tạo KTC-Quan-tri (sau đây gọi là Bộ công cụ), cụ thể như sau:</w:t>
       </w:r>
     </w:p>
     <w:p>
@@ -995,7 +1109,29 @@
         <w:rPr>
           <w:sz w:val="28"/>
         </w:rPr>
-        <w:t>- Bộ công cụ không thay thế bước rà soát dự thảo văn bản trước khi trình ký bằng Skill “ktc-ra-soat-897” theo Thông báo số 948/TB-CĐKT ngày 17 tháng 8 năm 2026 (Công cụ AI KTC-Ra-Soat-897-v2-Cai-tien); không tự quyết định mức xếp loại, không tự phê duyệt; không tự tạo nhiệm vụ mới khi nhiệm vụ đó đã có trong kế hoạch.</w:t>
+        <w:t xml:space="preserve">- Bộ công cụ không thay thế bước rà soát dự thảo văn bản trước khi trình ký bằng Skill “ktc-ra-soat-897” theo Thông báo số 948/TB-CĐKT </w:t>
+      </w:r>
+      <w:del w:id="1015" w:author="Sửa theo rà soát 897 ngày 10/10 (Claude)" w:date="2026-10-10T14:56:20Z">
+        <w:r>
+          <w:rPr>
+            <w:sz w:val="28"/>
+          </w:rPr>
+          <w:delText xml:space="preserve">ngày 17 tháng 8 năm 2026 (Công cụ AI KTC-Ra-Soat-897-v2-Cai-tien)</w:delText>
+        </w:r>
+      </w:del>
+      <w:ins w:id="1016" w:author="Sửa theo rà soát 897 ngày 10/10 (Claude)" w:date="2026-10-10T14:56:20Z">
+        <w:r>
+          <w:rPr>
+            <w:sz w:val="28"/>
+          </w:rPr>
+          <w:t xml:space="preserve">ngày 17 tháng 8 năm 2026 của Trường Cao đẳng Kon Tum hướng dẫn kiểm tra, rà soát dự thảo văn bản trước khi ban hành bằng công cụ trí tuệ nhân tạo (KTC-Ra-Soat-897-v2-Cai-tien)</w:t>
+        </w:r>
+      </w:ins>
+      <w:r>
+        <w:rPr>
+          <w:sz w:val="28"/>
+        </w:rPr>
+        <w:t xml:space="preserve">; không tự quyết định mức xếp loại, không tự phê duyệt; không tự tạo nhiệm vụ mới khi nhiệm vụ đó đã có trong kế hoạch.</w:t>
       </w:r>
     </w:p>
     <w:p>
@@ -1027,8 +1163,24 @@
         <w:rPr>
           <w:sz w:val="28"/>
         </w:rPr>
-        <w:t>- Kết quả của Bộ công cụ ghi rõ trạng thái; chỉ kết quả ở trạng thái “Đạt” hoặc “Đạt có điều kiện” được dùng làm cơ sở để đơn vị, người soạn thảo kiểm tra, hoàn thiện sản phẩm chính thức. Kết quả là bản nháp chưa đối chiếu dữ liệu gốc hoặc có ghi “đối chiếu gần đúng” thì không được dùng làm cơ sở hoàn thiện số liệu chính thức cho đến khi đơn vị đối chiếu lại với dữ liệu gốc và Lãnh đạo đơn vị kiểm tra thủ công trước khi ký; trong giai đoạn thí điểm, kết quả ghi rõ “dữ liệu thí điểm”.</w:t>
-      </w:r>
+        <w:t xml:space="preserve">- Kết quả của Bộ công cụ ghi rõ trạng thái; chỉ kết quả ở trạng thái “Đạt” hoặc “Đạt có điều kiện” được dùng làm cơ sở để đơn vị, người soạn thảo kiểm tra, hoàn thiện sản phẩm chính thức. Kết quả là bản nháp chưa đối chiếu dữ liệu gốc hoặc có ghi “đối chiếu gần đúng” thì không được dùng làm cơ sở hoàn thiện số liệu chính thức cho đến khi đơn vị đối chiếu lại với dữ liệu gốc và Lãnh đạo đơn vị kiểm tra thủ công </w:t>
+      </w:r>
+      <w:del w:id="1001" w:author="Sửa theo rà soát 897 ngày 10/10 (Claude)" w:date="2026-10-10T14:56:20Z">
+        <w:r>
+          <w:rPr>
+            <w:sz w:val="28"/>
+          </w:rPr>
+          <w:delText xml:space="preserve">trước khi ký; trong giai đoạn thí điểm, kết quả ghi rõ “dữ liệu thí điểm”.</w:delText>
+        </w:r>
+      </w:del>
+      <w:ins w:id="1002" w:author="Sửa theo rà soát 897 ngày 10/10 (Claude)" w:date="2026-10-10T14:56:20Z">
+        <w:r>
+          <w:rPr>
+            <w:sz w:val="28"/>
+          </w:rPr>
+          <w:t xml:space="preserve">trước khi ký.</w:t>
+        </w:r>
+      </w:ins>
     </w:p>
     <w:p>
       <w:pPr>
@@ -1061,7 +1213,29 @@
         <w:rPr>
           <w:sz w:val="28"/>
         </w:rPr>
-        <w:t>- Tài khoản Claude AI Team do nhà trường cấp theo Thông báo số 924/TB-CĐKT ngày 11 tháng 8 năm 2026, hoặc tài khoản Claude trả phí (Pro, Max); trên tài khoản cá nhân chỉ xử lý văn bản đã ban hành, công khai hoặc dữ liệu giả lập, không xử lý dữ liệu nội bộ, dữ liệu cá nhân. Tài khoản miễn phí không sử dụng được plugin.</w:t>
+        <w:t xml:space="preserve">- Tài khoản Claude AI Team do nhà trường cấp theo Thông báo số 924/TB-CĐKT </w:t>
+      </w:r>
+      <w:del w:id="1017" w:author="Sửa theo rà soát 897 ngày 10/10 (Claude)" w:date="2026-10-10T14:56:20Z">
+        <w:r>
+          <w:rPr>
+            <w:sz w:val="28"/>
+          </w:rPr>
+          <w:delText xml:space="preserve">ngày 11 tháng 8 năm 2026, hoặc tài khoản</w:delText>
+        </w:r>
+      </w:del>
+      <w:ins w:id="1018" w:author="Sửa theo rà soát 897 ngày 10/10 (Claude)" w:date="2026-10-10T14:56:20Z">
+        <w:r>
+          <w:rPr>
+            <w:sz w:val="28"/>
+          </w:rPr>
+          <w:t xml:space="preserve">ngày 11 tháng 8 năm 2026 của Trường Cao đẳng Kon Tum hướng dẫn cài đặt, quản lý và sử dụng phần mềm trí tuệ nhân tạo Claude (gói Claude Team – Standard seat), hoặc tài khoản</w:t>
+        </w:r>
+      </w:ins>
+      <w:r>
+        <w:rPr>
+          <w:sz w:val="28"/>
+        </w:rPr>
+        <w:t xml:space="preserve"> Claude trả phí (Pro, Max); trên tài khoản cá nhân chỉ xử lý văn bản đã ban hành, công khai hoặc dữ liệu giả lập, không xử lý dữ liệu nội bộ, dữ liệu cá nhân. Tài khoản miễn phí không sử dụng được plugin.</w:t>
       </w:r>
     </w:p>
     <w:p>
@@ -1156,7 +1330,7 @@
         </w:rPr>
         <w:t xml:space="preserve">a) Cài ở cấp tổ chức (Hệ thống Claude AI Team của Trường): Phòng QLKHCN&amp;HTPT, bằng tài khoản Chủ sở hữu (Owner), tải tệp plugin tại mục Organization settings &gt; Plugins &amp; skills &gt; Marketplaces &gt; Add &gt; Upload a plugin; sau đó đặt chế độ phân phối tại mục Inventory &gt; Default access. </w:t>
       </w:r>
-      <w:del w:id="1001" w:author="Khắc phục tồn tại, trình ban hành 10/10 (Claude)" w:date="2026-10-10T14:26:53Z">
+      <w:del w:id="1001" w:author="Khắc phục tồn tại, trình ban hành 10/10 (Claude)" w:date="2026-10-10T14:56:19Z">
         <w:r>
           <w:rPr>
             <w:sz w:val="28"/>
@@ -1164,7 +1338,7 @@
           <w:delText xml:space="preserve">Giai đoạn thí điểm (Phòng TH-HC&amp;QT và không quá 02 đơn vị do Hiệu trưởng chỉ định,</w:delText>
         </w:r>
       </w:del>
-      <w:del w:id="1002" w:author="Khắc phục tồn tại, trình ban hành 10/10 (Claude)" w:date="2026-10-10T14:26:53Z">
+      <w:del w:id="1002" w:author="Khắc phục tồn tại, trình ban hành 10/10 (Claude)" w:date="2026-10-10T14:56:19Z">
         <w:r>
           <w:rPr>
             <w:sz w:val="28"/>
@@ -1172,7 +1346,7 @@
           <w:delText xml:space="preserve"> từ kỳ báo cáo tháng 10/2026) đặt chế độ “Available to install” (người dùng tự cài; chế độ này chỉ giới hạn phạm vi phân phối, không phải nghiệm thu); sau khi nghiệm thu </w:delText>
         </w:r>
       </w:del>
-      <w:del w:id="1003" w:author="Khắc phục tồn tại, trình ban hành 10/10 (Claude)" w:date="2026-10-10T14:26:53Z">
+      <w:del w:id="1003" w:author="Khắc phục tồn tại, trình ban hành 10/10 (Claude)" w:date="2026-10-10T14:56:19Z">
         <w:r>
           <w:rPr>
             <w:sz w:val="28"/>
@@ -1180,7 +1354,7 @@
           <w:delText xml:space="preserve">(đạt kiểm thử trên cả 3 nền tảng và ít nhất 01 kỳ vận hành thí điểm có báo cáo đánh giá hiệu quả)</w:delText>
         </w:r>
       </w:del>
-      <w:del w:id="1004" w:author="Khắc phục tồn tại, trình ban hành 10/10 (Claude)" w:date="2026-10-10T14:26:53Z">
+      <w:del w:id="1004" w:author="Khắc phục tồn tại, trình ban hành 10/10 (Claude)" w:date="2026-10-10T14:56:19Z">
         <w:r>
           <w:rPr>
             <w:sz w:val="28"/>
@@ -1188,7 +1362,7 @@
           <w:delText xml:space="preserve"> mới chuyển “Installed by default” (cài sẵn cho mọi tài khoản) hoặc “Required” (bắt buộc) theo quyết định của Hiệu trưởng. Trong giai đoạn thí điểm, </w:delText>
         </w:r>
       </w:del>
-      <w:del w:id="1005" w:author="Khắc phục tồn tại, trình ban hành 10/10 (Claude)" w:date="2026-10-10T14:26:53Z">
+      <w:del w:id="1005" w:author="Khắc phục tồn tại, trình ban hành 10/10 (Claude)" w:date="2026-10-10T14:56:19Z">
         <w:r>
           <w:rPr>
             <w:sz w:val="28"/>
@@ -1196,7 +1370,7 @@
           <w:delText xml:space="preserve">dữ liệu nội bộ, dữ liệu cá nhân (trong phạm vi được phép theo Thông báo số 924/TB-CĐKT) chỉ được xử lý trên nền tảng đã có biên bản nghiệm thu</w:delText>
         </w:r>
       </w:del>
-      <w:del w:id="1006" w:author="Khắc phục tồn tại, trình ban hành 10/10 (Claude)" w:date="2026-10-10T14:26:53Z">
+      <w:del w:id="1006" w:author="Khắc phục tồn tại, trình ban hành 10/10 (Claude)" w:date="2026-10-10T14:56:19Z">
         <w:r>
           <w:rPr>
             <w:sz w:val="28"/>
@@ -1204,12 +1378,12 @@
           <w:delText xml:space="preserve"> và sau khi kho KTC-Database đã được phân quyền chỉ đọc; trên nền tảng chưa nghiệm thu chỉ sử dụng văn bản đã ban hành, công khai hoặc dữ liệu giả lập.</w:delText>
         </w:r>
       </w:del>
-      <w:ins w:id="1007" w:author="Khắc phục tồn tại, trình ban hành 10/10 (Claude)" w:date="2026-10-10T14:26:53Z">
+      <w:ins w:id="1007" w:author="Khắc phục tồn tại, trình ban hành 10/10 (Claude)" w:date="2026-10-10T14:56:19Z">
         <w:r>
           <w:rPr>
             <w:sz w:val="28"/>
           </w:rPr>
-          <w:t xml:space="preserve">Bộ công cụ được phân phối ở chế độ “Available to install” (người dùng tự cài); việc chuyển “Installed by default” (cài sẵn cho mọi tài khoản) hoặc “Required” (bắt buộc) thực hiện theo quyết định của Hiệu trưởng. Dữ liệu nội bộ, dữ liệu cá nhân chỉ được xử lý trong phạm vi được phép theo Thông báo số 924/TB-CĐKT; kho KTC-Database được phân quyền chỉ đọc đối với tài khoản người dùng.</w:t>
+          <w:t xml:space="preserve">Bộ công cụ được phân phối ở chế độ “Available to install” (người dùng tự cài); việc chuyển “Installed by default” (cài sẵn cho mọi tài khoản) hoặc “Required” (bắt buộc) thực hiện theo quyết định của Hiệu trưởng. Việc xử lý dữ liệu nội bộ, dữ liệu cá nhân tuân thủ yêu cầu an toàn, bảo mật tại Thông báo số 924/TB-CĐKT và phần Lưu ý Mục II Thông báo này; kho KTC-Database được phân quyền chỉ đọc đối với tài khoản người dùng.</w:t>
         </w:r>
       </w:ins>
     </w:p>
@@ -2051,7 +2225,7 @@
         </w:rPr>
         <w:t xml:space="preserve">b) Định kỳ cập nhật văn bản, biểu mẫu mới vào kho KTC-Database dùng chung cho Bộ công cụ; phân quyền chỉ đọc đối với kho KTC-Database, thư mục biểu mẫu chuẩn cho mọi tài khoản không phải người quản lý kho</w:t>
       </w:r>
-      <w:del w:id="1008" w:author="Khắc phục tồn tại, trình ban hành 10/10 (Claude)" w:date="2026-10-10T14:26:53Z">
+      <w:del w:id="1008" w:author="Khắc phục tồn tại, trình ban hành 10/10 (Claude)" w:date="2026-10-10T14:56:19Z">
         <w:r>
           <w:rPr>
             <w:sz w:val="28"/>
@@ -2059,7 +2233,7 @@
           <w:delText xml:space="preserve">, </w:delText>
         </w:r>
       </w:del>
-      <w:del w:id="1009" w:author="Khắc phục tồn tại, trình ban hành 10/10 (Claude)" w:date="2026-10-10T14:26:53Z">
+      <w:del w:id="1009" w:author="Khắc phục tồn tại, trình ban hành 10/10 (Claude)" w:date="2026-10-10T14:56:19Z">
         <w:r>
           <w:rPr>
             <w:sz w:val="28"/>
@@ -2067,7 +2241,7 @@
           <w:delText xml:space="preserve">kiểm tra bằng tài khoản thử không phải người quản lý kho (thử ghi, xóa, đổi tên, tạo liên kết trên máy tính và trên Claude Cowork) và lập biên bản trước khi thí điểm.</w:delText>
         </w:r>
       </w:del>
-      <w:ins w:id="1010" w:author="Khắc phục tồn tại, trình ban hành 10/10 (Claude)" w:date="2026-10-10T14:26:53Z">
+      <w:ins w:id="1010" w:author="Khắc phục tồn tại, trình ban hành 10/10 (Claude)" w:date="2026-10-10T14:56:19Z">
         <w:r>
           <w:rPr>
             <w:sz w:val="28"/>
@@ -2107,7 +2281,7 @@
         </w:rPr>
         <w:t xml:space="preserve">d) </w:t>
       </w:r>
-      <w:del w:id="1011" w:author="Khắc phục tồn tại, trình ban hành 10/10 (Claude)" w:date="2026-10-10T14:26:53Z">
+      <w:del w:id="1011" w:author="Khắc phục tồn tại, trình ban hành 10/10 (Claude)" w:date="2026-10-10T14:56:19Z">
         <w:r>
           <w:rPr>
             <w:sz w:val="28"/>
@@ -2115,7 +2289,7 @@
           <w:delText xml:space="preserve">Tổ chức thí điểm, kiểm thử Bộ công cụ trên 3 nền tảng trước khi áp dụng rộng; lập biên bản nghiệm thu trên từng nền tảng có đại diện Phòng TCCB&amp;CTHSSV và đơn vị thí điểm; sau mỗi kỳ thí điểm, báo cáo Lãnh đạo Trường</w:delText>
         </w:r>
       </w:del>
-      <w:ins w:id="1012" w:author="Khắc phục tồn tại, trình ban hành 10/10 (Claude)" w:date="2026-10-10T14:26:53Z">
+      <w:ins w:id="1012" w:author="Khắc phục tồn tại, trình ban hành 10/10 (Claude)" w:date="2026-10-10T14:56:19Z">
         <w:r>
           <w:rPr>
             <w:sz w:val="28"/>
@@ -2135,7 +2309,7 @@
         </w:rPr>
         <w:t xml:space="preserve">tỷ lệ Bộ công cụ chọn đúng kỹ năng, lưu lượng sử dụng, thời gian và chất lượng sản phẩm so với cách làm trước (ghi rõ phiên bản, mô hình AI đã dùng); </w:t>
       </w:r>
-      <w:del w:id="1013" w:author="Khắc phục tồn tại, trình ban hành 10/10 (Claude)" w:date="2026-10-10T14:26:53Z">
+      <w:del w:id="1013" w:author="Khắc phục tồn tại, trình ban hành 10/10 (Claude)" w:date="2026-10-10T14:56:19Z">
         <w:r>
           <w:rPr>
             <w:sz w:val="28"/>
@@ -2143,7 +2317,7 @@
           <w:delText xml:space="preserve">trong giai đoạn thí điểm không bổ sung, thay đổi chức năng của Bộ công cụ, trừ sửa lỗi làm sai lệch số liệu, lộ, lọt dữ liệu hoặc ghi đè dữ liệu gốc;</w:delText>
         </w:r>
       </w:del>
-      <w:ins w:id="1014" w:author="Khắc phục tồn tại, trình ban hành 10/10 (Claude)" w:date="2026-10-10T14:26:53Z">
+      <w:ins w:id="1014" w:author="Khắc phục tồn tại, trình ban hành 10/10 (Claude)" w:date="2026-10-10T14:56:19Z">
         <w:r>
           <w:rPr>
             <w:sz w:val="28"/>
@@ -2194,7 +2368,7 @@
         </w:rPr>
         <w:t xml:space="preserve">Quản trị Hệ thống Claude AI Team của Trường; nạp, cập nhật, đặt chế độ phân phối Bộ công cụ ở cấp tổ chức theo Thông báo số 1056/TB-CĐKT; chỉ nạp tệp đã đối chiếu mã SHA-256</w:t>
       </w:r>
-      <w:del w:id="1015" w:author="Khắc phục tồn tại, trình ban hành 10/10 (Claude)" w:date="2026-10-10T14:26:53Z">
+      <w:del w:id="1015" w:author="Khắc phục tồn tại, trình ban hành 10/10 (Claude)" w:date="2026-10-10T14:56:19Z">
         <w:r>
           <w:rPr>
             <w:sz w:val="28"/>
@@ -2203,7 +2377,7 @@
           <w:delText xml:space="preserve">; trước khi thí điểm, kiểm kê các phiên bản plugin, kỹ năng KTC đang có ở cấp tổ chức, chuyển các phiên bản cũ sang chế độ “Not available” và lập biên bản kiểm kê.</w:delText>
         </w:r>
       </w:del>
-      <w:ins w:id="1016" w:author="Khắc phục tồn tại, trình ban hành 10/10 (Claude)" w:date="2026-10-10T14:26:53Z">
+      <w:ins w:id="1016" w:author="Khắc phục tồn tại, trình ban hành 10/10 (Claude)" w:date="2026-10-10T14:56:19Z">
         <w:r>
           <w:rPr>
             <w:sz w:val="28"/>
@@ -2249,7 +2423,7 @@
         </w:rPr>
         <w:t xml:space="preserve">Hướng dẫn, giải đáp các nội dung đánh giá, xếp loại theo Quyết định số 1923/QĐ-CĐKT làm cơ sở cập nhật chức năng KPI cá nhân của Bộ công cụ</w:t>
       </w:r>
-      <w:del w:id="1017" w:author="Khắc phục tồn tại, trình ban hành 10/10 (Claude)" w:date="2026-10-10T14:26:53Z">
+      <w:del w:id="1017" w:author="Khắc phục tồn tại, trình ban hành 10/10 (Claude)" w:date="2026-10-10T14:56:19Z">
         <w:r>
           <w:rPr>
             <w:sz w:val="28"/>
@@ -2258,7 +2432,7 @@
           <w:delText xml:space="preserve">; cử đại diện tham gia kiểm thử nghiệm thu chức năng KPI cá nhân.</w:delText>
         </w:r>
       </w:del>
-      <w:ins w:id="1018" w:author="Khắc phục tồn tại, trình ban hành 10/10 (Claude)" w:date="2026-10-10T14:26:53Z">
+      <w:ins w:id="1018" w:author="Khắc phục tồn tại, trình ban hành 10/10 (Claude)" w:date="2026-10-10T14:56:19Z">
         <w:r>
           <w:rPr>
             <w:sz w:val="28"/>

--- a/30-Ket-Qua/2026-10-10/Soan-Thao/TB_Huong-dan-su-dung-cong-cu-AI-KTC-Quan-tri_20261010_v9_TrackChanges.docx
+++ b/30-Ket-Qua/2026-10-10/Soan-Thao/TB_Huong-dan-su-dung-cong-cu-AI-KTC-Quan-tri_20261010_v9_TrackChanges.docx
@@ -521,7 +521,7 @@
           <w:szCs w:val="28"/>
         </w:rPr>
       </w:pPr>
-      <w:del w:id="1007" w:author="Sửa theo rà soát 897 ngày 10/10 (Claude)" w:date="2026-10-10T14:56:20Z">
+      <w:del w:id="1007" w:author="Sửa theo rà soát 897 ngày 10/10 (Claude)" w:date="2026-10-10T17:07:06Z">
         <w:r>
           <w:rPr>
             <w:i/>
@@ -532,7 +532,7 @@
           <w:delText>Căn cứ Kế hoạch số 848/KH-CĐKT ngày 03 tháng 9 năm 2026 của Trường Cao đẳng Kon Tum phát triển các công cụ trí tuệ nhân tạo hỗ trợ thực hiện nhiệm vụ của các đơn vị thuộc Trường năm 2026, 2027;</w:delText>
         </w:r>
       </w:del>
-      <w:ins w:id="1008" w:author="Sửa theo rà soát 897 ngày 10/10 (Claude)" w:date="2026-10-10T14:56:20Z">
+      <w:ins w:id="1008" w:author="Sửa theo rà soát 897 ngày 10/10 (Claude)" w:date="2026-10-10T17:07:06Z">
         <w:r>
           <w:rPr>
             <w:i/>
@@ -557,7 +557,7 @@
           <w:szCs w:val="28"/>
         </w:rPr>
       </w:pPr>
-      <w:del w:id="1005" w:author="Sửa theo rà soát 897 ngày 10/10 (Claude)" w:date="2026-10-10T14:56:20Z">
+      <w:del w:id="1005" w:author="Sửa theo rà soát 897 ngày 10/10 (Claude)" w:date="2026-10-10T17:07:06Z">
         <w:r>
           <w:rPr>
             <w:i/>
@@ -568,7 +568,7 @@
           <w:delText>Căn cứ Thông báo số 1056/TB-CĐKT ngày 16 tháng 9 năm 2026 của Trường Cao đẳng Kon Tum hướng dẫn sử dụng Skill “tao-skill-va-prompt-chuan” để xây dựng các Skill chuyên dụng phục vụ công việc tại các đơn vị thuộc Trường;</w:delText>
         </w:r>
       </w:del>
-      <w:ins w:id="1006" w:author="Sửa theo rà soát 897 ngày 10/10 (Claude)" w:date="2026-10-10T14:56:20Z">
+      <w:ins w:id="1006" w:author="Sửa theo rà soát 897 ngày 10/10 (Claude)" w:date="2026-10-10T17:07:06Z">
         <w:r>
           <w:rPr>
             <w:i/>
@@ -593,7 +593,7 @@
           <w:szCs w:val="28"/>
         </w:rPr>
       </w:pPr>
-      <w:del w:id="1003" w:author="Sửa theo rà soát 897 ngày 10/10 (Claude)" w:date="2026-10-10T14:56:20Z">
+      <w:del w:id="1003" w:author="Sửa theo rà soát 897 ngày 10/10 (Claude)" w:date="2026-10-10T17:07:06Z">
         <w:r>
           <w:rPr>
             <w:i/>
@@ -604,7 +604,7 @@
           <w:delText>Căn cứ Thông báo số 917/TB-CĐKT ngày 10 tháng 8 năm 2026 của Trường Cao đẳng Kon Tum kết luận của Bí thư Đảng ủy - Hiệu trưởng nhà trường tại cuộc họp giao ban công tác tuần từ ngày 10/8/2026 đến 16/8/2026.</w:delText>
         </w:r>
       </w:del>
-      <w:ins w:id="1004" w:author="Sửa theo rà soát 897 ngày 10/10 (Claude)" w:date="2026-10-10T14:56:20Z">
+      <w:ins w:id="1004" w:author="Sửa theo rà soát 897 ngày 10/10 (Claude)" w:date="2026-10-10T17:07:06Z">
         <w:r>
           <w:rPr>
             <w:i/>
@@ -634,7 +634,7 @@
         </w:rPr>
         <w:t xml:space="preserve">Nhằm thống nhất cách thức xây dựng kế hoạch, báo cáo kết quả công tác định kỳ theo Thông báo số 736/TB-CĐKT </w:t>
       </w:r>
-      <w:del w:id="1009" w:author="Sửa theo rà soát 897 ngày 10/10 (Claude)" w:date="2026-10-10T14:56:20Z">
+      <w:del w:id="1009" w:author="Sửa theo rà soát 897 ngày 10/10 (Claude)" w:date="2026-10-10T17:07:06Z">
         <w:r>
           <w:rPr>
             <w:sz w:val="28"/>
@@ -643,7 +643,7 @@
           <w:delText xml:space="preserve">ngày 25 tháng 6 năm 2026 và 6 trục</w:delText>
         </w:r>
       </w:del>
-      <w:ins w:id="1010" w:author="Sửa theo rà soát 897 ngày 10/10 (Claude)" w:date="2026-10-10T14:56:20Z">
+      <w:ins w:id="1010" w:author="Sửa theo rà soát 897 ngày 10/10 (Claude)" w:date="2026-10-10T17:07:06Z">
         <w:r>
           <w:rPr>
             <w:sz w:val="28"/>
@@ -659,7 +659,7 @@
         </w:rPr>
         <w:t xml:space="preserve"> kết quả trọng tâm theo Thông báo số 817/TB-CĐKT </w:t>
       </w:r>
-      <w:del w:id="1011" w:author="Sửa theo rà soát 897 ngày 10/10 (Claude)" w:date="2026-10-10T14:56:20Z">
+      <w:del w:id="1011" w:author="Sửa theo rà soát 897 ngày 10/10 (Claude)" w:date="2026-10-10T17:07:06Z">
         <w:r>
           <w:rPr>
             <w:sz w:val="28"/>
@@ -668,7 +668,7 @@
           <w:delText xml:space="preserve">ngày 14 tháng 7 năm 2026;</w:delText>
         </w:r>
       </w:del>
-      <w:ins w:id="1012" w:author="Sửa theo rà soát 897 ngày 10/10 (Claude)" w:date="2026-10-10T14:56:20Z">
+      <w:ins w:id="1012" w:author="Sửa theo rà soát 897 ngày 10/10 (Claude)" w:date="2026-10-10T17:07:06Z">
         <w:r>
           <w:rPr>
             <w:sz w:val="28"/>
@@ -684,7 +684,7 @@
         </w:rPr>
         <w:t xml:space="preserve"> theo dõi nhiệm vụ từ khi giao đến khi có kết quả, minh chứng; hỗ trợ viên chức, người lao động lập kế hoạch và tự đánh giá KPI cá nhân theo Quyết định số 1923/QĐ-CĐKT </w:t>
       </w:r>
-      <w:del w:id="1013" w:author="Sửa theo rà soát 897 ngày 10/10 (Claude)" w:date="2026-10-10T14:56:20Z">
+      <w:del w:id="1013" w:author="Sửa theo rà soát 897 ngày 10/10 (Claude)" w:date="2026-10-10T17:07:06Z">
         <w:r>
           <w:rPr>
             <w:sz w:val="28"/>
@@ -693,7 +693,7 @@
           <w:delText xml:space="preserve">ngày 30 tháng 8 năm 2026, Trường Cao đẳng Kon Tum thông báo</w:delText>
         </w:r>
       </w:del>
-      <w:ins w:id="1014" w:author="Sửa theo rà soát 897 ngày 10/10 (Claude)" w:date="2026-10-10T14:56:20Z">
+      <w:ins w:id="1014" w:author="Sửa theo rà soát 897 ngày 10/10 (Claude)" w:date="2026-10-10T17:07:06Z">
         <w:r>
           <w:rPr>
             <w:sz w:val="28"/>
@@ -1059,8 +1059,24 @@
         <w:rPr>
           <w:sz w:val="28"/>
         </w:rPr>
-        <w:t>- Trên Claude và Claude Cowork, việc đo thể thức và theo dõi thay đổi chỉ thực hiện được khi môi trường chạy được công cụ đo; trường hợp không chạy được, Bộ công cụ ghi rõ “chưa xác minh bằng công cụ đo”, người dùng không coi sản phẩm là đã đạt chuẩn thể thức.</w:t>
-      </w:r>
+        <w:t xml:space="preserve">- Trên Claude và Claude Cowork, việc đo thể thức và theo dõi thay đổi chỉ thực hiện được khi môi trường chạy được công cụ đo; trường hợp không chạy được, Bộ công cụ ghi rõ “chưa xác minh bằng công cụ đo”, </w:t>
+      </w:r>
+      <w:del w:id="1001" w:author="Tiếp thu thẩm định lần 6 (Claude)" w:date="2026-10-10T17:07:07Z">
+        <w:r>
+          <w:rPr>
+            <w:sz w:val="28"/>
+          </w:rPr>
+          <w:delText xml:space="preserve">người dùng không coi sản phẩm là đã đạt chuẩn thể thức.</w:delText>
+        </w:r>
+      </w:del>
+      <w:ins w:id="1002" w:author="Tiếp thu thẩm định lần 6 (Claude)" w:date="2026-10-10T17:07:07Z">
+        <w:r>
+          <w:rPr>
+            <w:sz w:val="28"/>
+          </w:rPr>
+          <w:t xml:space="preserve">người dùng không coi sản phẩm là đã đạt chuẩn thể thức. Bộ công cụ đã được kiểm thử theo bộ ca trên Claude Code; trên Claude và Claude Cowork mới dùng thử, chưa kiểm thử theo bộ ca, việc kiểm thử đầy đủ được bổ sung trong quá trình vận hành.</w:t>
+        </w:r>
+      </w:ins>
     </w:p>
     <w:p>
       <w:pPr>
@@ -1111,7 +1127,7 @@
         </w:rPr>
         <w:t xml:space="preserve">- Bộ công cụ không thay thế bước rà soát dự thảo văn bản trước khi trình ký bằng Skill “ktc-ra-soat-897” theo Thông báo số 948/TB-CĐKT </w:t>
       </w:r>
-      <w:del w:id="1015" w:author="Sửa theo rà soát 897 ngày 10/10 (Claude)" w:date="2026-10-10T14:56:20Z">
+      <w:del w:id="1015" w:author="Sửa theo rà soát 897 ngày 10/10 (Claude)" w:date="2026-10-10T17:07:06Z">
         <w:r>
           <w:rPr>
             <w:sz w:val="28"/>
@@ -1119,7 +1135,7 @@
           <w:delText xml:space="preserve">ngày 17 tháng 8 năm 2026 (Công cụ AI KTC-Ra-Soat-897-v2-Cai-tien)</w:delText>
         </w:r>
       </w:del>
-      <w:ins w:id="1016" w:author="Sửa theo rà soát 897 ngày 10/10 (Claude)" w:date="2026-10-10T14:56:20Z">
+      <w:ins w:id="1016" w:author="Sửa theo rà soát 897 ngày 10/10 (Claude)" w:date="2026-10-10T17:07:06Z">
         <w:r>
           <w:rPr>
             <w:sz w:val="28"/>
@@ -1165,7 +1181,7 @@
         </w:rPr>
         <w:t xml:space="preserve">- Kết quả của Bộ công cụ ghi rõ trạng thái; chỉ kết quả ở trạng thái “Đạt” hoặc “Đạt có điều kiện” được dùng làm cơ sở để đơn vị, người soạn thảo kiểm tra, hoàn thiện sản phẩm chính thức. Kết quả là bản nháp chưa đối chiếu dữ liệu gốc hoặc có ghi “đối chiếu gần đúng” thì không được dùng làm cơ sở hoàn thiện số liệu chính thức cho đến khi đơn vị đối chiếu lại với dữ liệu gốc và Lãnh đạo đơn vị kiểm tra thủ công </w:t>
       </w:r>
-      <w:del w:id="1001" w:author="Sửa theo rà soát 897 ngày 10/10 (Claude)" w:date="2026-10-10T14:56:20Z">
+      <w:del w:id="1001" w:author="Sửa theo rà soát 897 ngày 10/10 (Claude)" w:date="2026-10-10T17:07:06Z">
         <w:r>
           <w:rPr>
             <w:sz w:val="28"/>
@@ -1173,7 +1189,7 @@
           <w:delText xml:space="preserve">trước khi ký; trong giai đoạn thí điểm, kết quả ghi rõ “dữ liệu thí điểm”.</w:delText>
         </w:r>
       </w:del>
-      <w:ins w:id="1002" w:author="Sửa theo rà soát 897 ngày 10/10 (Claude)" w:date="2026-10-10T14:56:20Z">
+      <w:ins w:id="1002" w:author="Sửa theo rà soát 897 ngày 10/10 (Claude)" w:date="2026-10-10T17:07:06Z">
         <w:r>
           <w:rPr>
             <w:sz w:val="28"/>
@@ -1215,7 +1231,7 @@
         </w:rPr>
         <w:t xml:space="preserve">- Tài khoản Claude AI Team do nhà trường cấp theo Thông báo số 924/TB-CĐKT </w:t>
       </w:r>
-      <w:del w:id="1017" w:author="Sửa theo rà soát 897 ngày 10/10 (Claude)" w:date="2026-10-10T14:56:20Z">
+      <w:del w:id="1017" w:author="Sửa theo rà soát 897 ngày 10/10 (Claude)" w:date="2026-10-10T17:07:06Z">
         <w:r>
           <w:rPr>
             <w:sz w:val="28"/>
@@ -1223,7 +1239,7 @@
           <w:delText xml:space="preserve">ngày 11 tháng 8 năm 2026, hoặc tài khoản</w:delText>
         </w:r>
       </w:del>
-      <w:ins w:id="1018" w:author="Sửa theo rà soát 897 ngày 10/10 (Claude)" w:date="2026-10-10T14:56:20Z">
+      <w:ins w:id="1018" w:author="Sửa theo rà soát 897 ngày 10/10 (Claude)" w:date="2026-10-10T17:07:06Z">
         <w:r>
           <w:rPr>
             <w:sz w:val="28"/>
@@ -1294,8 +1310,26 @@
           <w:sz w:val="28"/>
           <w:szCs w:val="28"/>
         </w:rPr>
-        <w:t>Tài khoản Claude AI Team được kiểm soát lưu lượng sử dụng theo kỳ; chỉ dùng cho công việc chuyên môn thuộc phạm vi Bộ công cụ, không dùng vào hỏi đáp thông thường.</w:t>
-      </w:r>
+        <w:t xml:space="preserve">Tài khoản Claude AI Team được kiểm soát lưu lượng sử dụng theo kỳ; chỉ dùng cho công việc chuyên môn thuộc phạm vi Bộ công cụ, </w:t>
+      </w:r>
+      <w:del w:id="1003" w:author="Tiếp thu thẩm định lần 6 (Claude)" w:date="2026-10-10T17:07:07Z">
+        <w:r>
+          <w:rPr>
+            <w:sz w:val="28"/>
+            <w:szCs w:val="28"/>
+          </w:rPr>
+          <w:delText xml:space="preserve">không dùng vào hỏi đáp thông thường.</w:delText>
+        </w:r>
+      </w:del>
+      <w:ins w:id="1004" w:author="Tiếp thu thẩm định lần 6 (Claude)" w:date="2026-10-10T17:07:07Z">
+        <w:r>
+          <w:rPr>
+            <w:sz w:val="28"/>
+            <w:szCs w:val="28"/>
+          </w:rPr>
+          <w:t xml:space="preserve">không dùng vào hỏi đáp thông thường; sử dụng mô hình Claude Sonnet 5 hoặc Claude Opus 5.5, không dùng mô hình Claude Haiku 4.5 để soạn văn bản, phần căn cứ của văn bản.</w:t>
+        </w:r>
+      </w:ins>
     </w:p>
     <w:p>
       <w:pPr>
@@ -1330,7 +1364,7 @@
         </w:rPr>
         <w:t xml:space="preserve">a) Cài ở cấp tổ chức (Hệ thống Claude AI Team của Trường): Phòng QLKHCN&amp;HTPT, bằng tài khoản Chủ sở hữu (Owner), tải tệp plugin tại mục Organization settings &gt; Plugins &amp; skills &gt; Marketplaces &gt; Add &gt; Upload a plugin; sau đó đặt chế độ phân phối tại mục Inventory &gt; Default access. </w:t>
       </w:r>
-      <w:del w:id="1001" w:author="Khắc phục tồn tại, trình ban hành 10/10 (Claude)" w:date="2026-10-10T14:56:19Z">
+      <w:del w:id="1001" w:author="Khắc phục tồn tại, trình ban hành 10/10 (Claude)" w:date="2026-10-10T17:07:05Z">
         <w:r>
           <w:rPr>
             <w:sz w:val="28"/>
@@ -1338,7 +1372,7 @@
           <w:delText xml:space="preserve">Giai đoạn thí điểm (Phòng TH-HC&amp;QT và không quá 02 đơn vị do Hiệu trưởng chỉ định,</w:delText>
         </w:r>
       </w:del>
-      <w:del w:id="1002" w:author="Khắc phục tồn tại, trình ban hành 10/10 (Claude)" w:date="2026-10-10T14:56:19Z">
+      <w:del w:id="1002" w:author="Khắc phục tồn tại, trình ban hành 10/10 (Claude)" w:date="2026-10-10T17:07:05Z">
         <w:r>
           <w:rPr>
             <w:sz w:val="28"/>
@@ -1346,7 +1380,7 @@
           <w:delText xml:space="preserve"> từ kỳ báo cáo tháng 10/2026) đặt chế độ “Available to install” (người dùng tự cài; chế độ này chỉ giới hạn phạm vi phân phối, không phải nghiệm thu); sau khi nghiệm thu </w:delText>
         </w:r>
       </w:del>
-      <w:del w:id="1003" w:author="Khắc phục tồn tại, trình ban hành 10/10 (Claude)" w:date="2026-10-10T14:56:19Z">
+      <w:del w:id="1003" w:author="Khắc phục tồn tại, trình ban hành 10/10 (Claude)" w:date="2026-10-10T17:07:05Z">
         <w:r>
           <w:rPr>
             <w:sz w:val="28"/>
@@ -1354,7 +1388,7 @@
           <w:delText xml:space="preserve">(đạt kiểm thử trên cả 3 nền tảng và ít nhất 01 kỳ vận hành thí điểm có báo cáo đánh giá hiệu quả)</w:delText>
         </w:r>
       </w:del>
-      <w:del w:id="1004" w:author="Khắc phục tồn tại, trình ban hành 10/10 (Claude)" w:date="2026-10-10T14:56:19Z">
+      <w:del w:id="1004" w:author="Khắc phục tồn tại, trình ban hành 10/10 (Claude)" w:date="2026-10-10T17:07:05Z">
         <w:r>
           <w:rPr>
             <w:sz w:val="28"/>
@@ -1362,7 +1396,7 @@
           <w:delText xml:space="preserve"> mới chuyển “Installed by default” (cài sẵn cho mọi tài khoản) hoặc “Required” (bắt buộc) theo quyết định của Hiệu trưởng. Trong giai đoạn thí điểm, </w:delText>
         </w:r>
       </w:del>
-      <w:del w:id="1005" w:author="Khắc phục tồn tại, trình ban hành 10/10 (Claude)" w:date="2026-10-10T14:56:19Z">
+      <w:del w:id="1005" w:author="Khắc phục tồn tại, trình ban hành 10/10 (Claude)" w:date="2026-10-10T17:07:05Z">
         <w:r>
           <w:rPr>
             <w:sz w:val="28"/>
@@ -1370,7 +1404,7 @@
           <w:delText xml:space="preserve">dữ liệu nội bộ, dữ liệu cá nhân (trong phạm vi được phép theo Thông báo số 924/TB-CĐKT) chỉ được xử lý trên nền tảng đã có biên bản nghiệm thu</w:delText>
         </w:r>
       </w:del>
-      <w:del w:id="1006" w:author="Khắc phục tồn tại, trình ban hành 10/10 (Claude)" w:date="2026-10-10T14:56:19Z">
+      <w:del w:id="1006" w:author="Khắc phục tồn tại, trình ban hành 10/10 (Claude)" w:date="2026-10-10T17:07:05Z">
         <w:r>
           <w:rPr>
             <w:sz w:val="28"/>
@@ -1378,7 +1412,7 @@
           <w:delText xml:space="preserve"> và sau khi kho KTC-Database đã được phân quyền chỉ đọc; trên nền tảng chưa nghiệm thu chỉ sử dụng văn bản đã ban hành, công khai hoặc dữ liệu giả lập.</w:delText>
         </w:r>
       </w:del>
-      <w:ins w:id="1007" w:author="Khắc phục tồn tại, trình ban hành 10/10 (Claude)" w:date="2026-10-10T14:56:19Z">
+      <w:ins w:id="1007" w:author="Khắc phục tồn tại, trình ban hành 10/10 (Claude)" w:date="2026-10-10T17:07:05Z">
         <w:r>
           <w:rPr>
             <w:sz w:val="28"/>
@@ -1999,8 +2033,26 @@
           <w:sz w:val="28"/>
           <w:szCs w:val="28"/>
         </w:rPr>
-        <w:t xml:space="preserve">ập kế hoạch và danh mục sản phẩm KPI quý theo mẫu của nhóm vị trí việc làm, trình Trưởng đơn vị phê duyệt.</w:t>
-      </w:r>
+        <w:t xml:space="preserve">ập kế hoạch và danh mục sản phẩm KPI quý </w:t>
+      </w:r>
+      <w:del w:id="1005" w:author="Tiếp thu thẩm định lần 6 (Claude)" w:date="2026-10-10T17:07:07Z">
+        <w:r>
+          <w:rPr>
+            <w:sz w:val="28"/>
+            <w:szCs w:val="28"/>
+          </w:rPr>
+          <w:delText xml:space="preserve">theo mẫu của nhóm vị trí việc làm, trình Trưởng đơn vị phê duyệt.</w:delText>
+        </w:r>
+      </w:del>
+      <w:ins w:id="1006" w:author="Tiếp thu thẩm định lần 6 (Claude)" w:date="2026-10-10T17:07:07Z">
+        <w:r>
+          <w:rPr>
+            <w:sz w:val="28"/>
+            <w:szCs w:val="28"/>
+          </w:rPr>
+          <w:t xml:space="preserve">theo mẫu của nhóm vị trí việc làm, trình Trưởng đơn vị phê duyệt; khi Bộ công cụ hỏi cách quy đổi khối lượng, chọn quy đổi theo hệ số sản phẩm tại Danh mục ban hành kèm theo Quyết định số 2119/QĐ-CĐKT ngày 28 tháng 9 năm 2026 của Hiệu trưởng Trường Cao đẳng Kon Tum ban hành Danh mục sản phẩm, công việc (phương án “A”), không nhân với hệ số mức độ công việc.</w:t>
+        </w:r>
+      </w:ins>
     </w:p>
     <w:p>
       <w:pPr>
@@ -2225,7 +2277,7 @@
         </w:rPr>
         <w:t xml:space="preserve">b) Định kỳ cập nhật văn bản, biểu mẫu mới vào kho KTC-Database dùng chung cho Bộ công cụ; phân quyền chỉ đọc đối với kho KTC-Database, thư mục biểu mẫu chuẩn cho mọi tài khoản không phải người quản lý kho</w:t>
       </w:r>
-      <w:del w:id="1008" w:author="Khắc phục tồn tại, trình ban hành 10/10 (Claude)" w:date="2026-10-10T14:56:19Z">
+      <w:del w:id="1008" w:author="Khắc phục tồn tại, trình ban hành 10/10 (Claude)" w:date="2026-10-10T17:07:05Z">
         <w:r>
           <w:rPr>
             <w:sz w:val="28"/>
@@ -2233,7 +2285,7 @@
           <w:delText xml:space="preserve">, </w:delText>
         </w:r>
       </w:del>
-      <w:del w:id="1009" w:author="Khắc phục tồn tại, trình ban hành 10/10 (Claude)" w:date="2026-10-10T14:56:19Z">
+      <w:del w:id="1009" w:author="Khắc phục tồn tại, trình ban hành 10/10 (Claude)" w:date="2026-10-10T17:07:05Z">
         <w:r>
           <w:rPr>
             <w:sz w:val="28"/>
@@ -2241,7 +2293,7 @@
           <w:delText xml:space="preserve">kiểm tra bằng tài khoản thử không phải người quản lý kho (thử ghi, xóa, đổi tên, tạo liên kết trên máy tính và trên Claude Cowork) và lập biên bản trước khi thí điểm.</w:delText>
         </w:r>
       </w:del>
-      <w:ins w:id="1010" w:author="Khắc phục tồn tại, trình ban hành 10/10 (Claude)" w:date="2026-10-10T14:56:19Z">
+      <w:ins w:id="1010" w:author="Khắc phục tồn tại, trình ban hành 10/10 (Claude)" w:date="2026-10-10T17:07:05Z">
         <w:r>
           <w:rPr>
             <w:sz w:val="28"/>
@@ -2281,7 +2333,7 @@
         </w:rPr>
         <w:t xml:space="preserve">d) </w:t>
       </w:r>
-      <w:del w:id="1011" w:author="Khắc phục tồn tại, trình ban hành 10/10 (Claude)" w:date="2026-10-10T14:56:19Z">
+      <w:del w:id="1011" w:author="Khắc phục tồn tại, trình ban hành 10/10 (Claude)" w:date="2026-10-10T17:07:05Z">
         <w:r>
           <w:rPr>
             <w:sz w:val="28"/>
@@ -2289,7 +2341,7 @@
           <w:delText xml:space="preserve">Tổ chức thí điểm, kiểm thử Bộ công cụ trên 3 nền tảng trước khi áp dụng rộng; lập biên bản nghiệm thu trên từng nền tảng có đại diện Phòng TCCB&amp;CTHSSV và đơn vị thí điểm; sau mỗi kỳ thí điểm, báo cáo Lãnh đạo Trường</w:delText>
         </w:r>
       </w:del>
-      <w:ins w:id="1012" w:author="Khắc phục tồn tại, trình ban hành 10/10 (Claude)" w:date="2026-10-10T14:56:19Z">
+      <w:ins w:id="1012" w:author="Khắc phục tồn tại, trình ban hành 10/10 (Claude)" w:date="2026-10-10T17:07:05Z">
         <w:r>
           <w:rPr>
             <w:sz w:val="28"/>
@@ -2309,7 +2361,7 @@
         </w:rPr>
         <w:t xml:space="preserve">tỷ lệ Bộ công cụ chọn đúng kỹ năng, lưu lượng sử dụng, thời gian và chất lượng sản phẩm so với cách làm trước (ghi rõ phiên bản, mô hình AI đã dùng); </w:t>
       </w:r>
-      <w:del w:id="1013" w:author="Khắc phục tồn tại, trình ban hành 10/10 (Claude)" w:date="2026-10-10T14:56:19Z">
+      <w:del w:id="1013" w:author="Khắc phục tồn tại, trình ban hành 10/10 (Claude)" w:date="2026-10-10T17:07:05Z">
         <w:r>
           <w:rPr>
             <w:sz w:val="28"/>
@@ -2317,7 +2369,7 @@
           <w:delText xml:space="preserve">trong giai đoạn thí điểm không bổ sung, thay đổi chức năng của Bộ công cụ, trừ sửa lỗi làm sai lệch số liệu, lộ, lọt dữ liệu hoặc ghi đè dữ liệu gốc;</w:delText>
         </w:r>
       </w:del>
-      <w:ins w:id="1014" w:author="Khắc phục tồn tại, trình ban hành 10/10 (Claude)" w:date="2026-10-10T14:56:19Z">
+      <w:ins w:id="1014" w:author="Khắc phục tồn tại, trình ban hành 10/10 (Claude)" w:date="2026-10-10T17:07:05Z">
         <w:r>
           <w:rPr>
             <w:sz w:val="28"/>
@@ -2368,7 +2420,7 @@
         </w:rPr>
         <w:t xml:space="preserve">Quản trị Hệ thống Claude AI Team của Trường; nạp, cập nhật, đặt chế độ phân phối Bộ công cụ ở cấp tổ chức theo Thông báo số 1056/TB-CĐKT; chỉ nạp tệp đã đối chiếu mã SHA-256</w:t>
       </w:r>
-      <w:del w:id="1015" w:author="Khắc phục tồn tại, trình ban hành 10/10 (Claude)" w:date="2026-10-10T14:56:19Z">
+      <w:del w:id="1015" w:author="Khắc phục tồn tại, trình ban hành 10/10 (Claude)" w:date="2026-10-10T17:07:05Z">
         <w:r>
           <w:rPr>
             <w:sz w:val="28"/>
@@ -2377,7 +2429,7 @@
           <w:delText xml:space="preserve">; trước khi thí điểm, kiểm kê các phiên bản plugin, kỹ năng KTC đang có ở cấp tổ chức, chuyển các phiên bản cũ sang chế độ “Not available” và lập biên bản kiểm kê.</w:delText>
         </w:r>
       </w:del>
-      <w:ins w:id="1016" w:author="Khắc phục tồn tại, trình ban hành 10/10 (Claude)" w:date="2026-10-10T14:56:19Z">
+      <w:ins w:id="1016" w:author="Khắc phục tồn tại, trình ban hành 10/10 (Claude)" w:date="2026-10-10T17:07:05Z">
         <w:r>
           <w:rPr>
             <w:sz w:val="28"/>
@@ -2423,7 +2475,7 @@
         </w:rPr>
         <w:t xml:space="preserve">Hướng dẫn, giải đáp các nội dung đánh giá, xếp loại theo Quyết định số 1923/QĐ-CĐKT làm cơ sở cập nhật chức năng KPI cá nhân của Bộ công cụ</w:t>
       </w:r>
-      <w:del w:id="1017" w:author="Khắc phục tồn tại, trình ban hành 10/10 (Claude)" w:date="2026-10-10T14:56:19Z">
+      <w:del w:id="1017" w:author="Khắc phục tồn tại, trình ban hành 10/10 (Claude)" w:date="2026-10-10T17:07:05Z">
         <w:r>
           <w:rPr>
             <w:sz w:val="28"/>
@@ -2432,7 +2484,7 @@
           <w:delText xml:space="preserve">; cử đại diện tham gia kiểm thử nghiệm thu chức năng KPI cá nhân.</w:delText>
         </w:r>
       </w:del>
-      <w:ins w:id="1018" w:author="Khắc phục tồn tại, trình ban hành 10/10 (Claude)" w:date="2026-10-10T14:56:19Z">
+      <w:ins w:id="1018" w:author="Khắc phục tồn tại, trình ban hành 10/10 (Claude)" w:date="2026-10-10T17:07:05Z">
         <w:r>
           <w:rPr>
             <w:sz w:val="28"/>

--- a/30-Ket-Qua/2026-10-10/Soan-Thao/TB_Huong-dan-su-dung-cong-cu-AI-KTC-Quan-tri_20261010_v9_TrackChanges.docx
+++ b/30-Ket-Qua/2026-10-10/Soan-Thao/TB_Huong-dan-su-dung-cong-cu-AI-KTC-Quan-tri_20261010_v9_TrackChanges.docx
@@ -521,7 +521,7 @@
           <w:szCs w:val="28"/>
         </w:rPr>
       </w:pPr>
-      <w:del w:id="1007" w:author="Sửa theo rà soát 897 ngày 10/10 (Claude)" w:date="2026-10-10T17:07:06Z">
+      <w:del w:id="1007" w:author="Sửa theo rà soát 897 ngày 10/10 (Claude)" w:date="2026-10-10T20:00:53Z">
         <w:r>
           <w:rPr>
             <w:i/>
@@ -532,7 +532,7 @@
           <w:delText>Căn cứ Kế hoạch số 848/KH-CĐKT ngày 03 tháng 9 năm 2026 của Trường Cao đẳng Kon Tum phát triển các công cụ trí tuệ nhân tạo hỗ trợ thực hiện nhiệm vụ của các đơn vị thuộc Trường năm 2026, 2027;</w:delText>
         </w:r>
       </w:del>
-      <w:ins w:id="1008" w:author="Sửa theo rà soát 897 ngày 10/10 (Claude)" w:date="2026-10-10T17:07:06Z">
+      <w:ins w:id="1008" w:author="Sửa theo rà soát 897 ngày 10/10 (Claude)" w:date="2026-10-10T20:00:53Z">
         <w:r>
           <w:rPr>
             <w:i/>
@@ -557,7 +557,7 @@
           <w:szCs w:val="28"/>
         </w:rPr>
       </w:pPr>
-      <w:del w:id="1005" w:author="Sửa theo rà soát 897 ngày 10/10 (Claude)" w:date="2026-10-10T17:07:06Z">
+      <w:del w:id="1005" w:author="Sửa theo rà soát 897 ngày 10/10 (Claude)" w:date="2026-10-10T20:00:53Z">
         <w:r>
           <w:rPr>
             <w:i/>
@@ -568,7 +568,7 @@
           <w:delText>Căn cứ Thông báo số 1056/TB-CĐKT ngày 16 tháng 9 năm 2026 của Trường Cao đẳng Kon Tum hướng dẫn sử dụng Skill “tao-skill-va-prompt-chuan” để xây dựng các Skill chuyên dụng phục vụ công việc tại các đơn vị thuộc Trường;</w:delText>
         </w:r>
       </w:del>
-      <w:ins w:id="1006" w:author="Sửa theo rà soát 897 ngày 10/10 (Claude)" w:date="2026-10-10T17:07:06Z">
+      <w:ins w:id="1006" w:author="Sửa theo rà soát 897 ngày 10/10 (Claude)" w:date="2026-10-10T20:00:53Z">
         <w:r>
           <w:rPr>
             <w:i/>
@@ -593,7 +593,7 @@
           <w:szCs w:val="28"/>
         </w:rPr>
       </w:pPr>
-      <w:del w:id="1003" w:author="Sửa theo rà soát 897 ngày 10/10 (Claude)" w:date="2026-10-10T17:07:06Z">
+      <w:del w:id="1003" w:author="Sửa theo rà soát 897 ngày 10/10 (Claude)" w:date="2026-10-10T20:00:53Z">
         <w:r>
           <w:rPr>
             <w:i/>
@@ -604,7 +604,7 @@
           <w:delText>Căn cứ Thông báo số 917/TB-CĐKT ngày 10 tháng 8 năm 2026 của Trường Cao đẳng Kon Tum kết luận của Bí thư Đảng ủy - Hiệu trưởng nhà trường tại cuộc họp giao ban công tác tuần từ ngày 10/8/2026 đến 16/8/2026.</w:delText>
         </w:r>
       </w:del>
-      <w:ins w:id="1004" w:author="Sửa theo rà soát 897 ngày 10/10 (Claude)" w:date="2026-10-10T17:07:06Z">
+      <w:ins w:id="1004" w:author="Sửa theo rà soát 897 ngày 10/10 (Claude)" w:date="2026-10-10T20:00:53Z">
         <w:r>
           <w:rPr>
             <w:i/>
@@ -634,7 +634,7 @@
         </w:rPr>
         <w:t xml:space="preserve">Nhằm thống nhất cách thức xây dựng kế hoạch, báo cáo kết quả công tác định kỳ theo Thông báo số 736/TB-CĐKT </w:t>
       </w:r>
-      <w:del w:id="1009" w:author="Sửa theo rà soát 897 ngày 10/10 (Claude)" w:date="2026-10-10T17:07:06Z">
+      <w:del w:id="1009" w:author="Sửa theo rà soát 897 ngày 10/10 (Claude)" w:date="2026-10-10T20:00:53Z">
         <w:r>
           <w:rPr>
             <w:sz w:val="28"/>
@@ -643,7 +643,7 @@
           <w:delText xml:space="preserve">ngày 25 tháng 6 năm 2026 và 6 trục</w:delText>
         </w:r>
       </w:del>
-      <w:ins w:id="1010" w:author="Sửa theo rà soát 897 ngày 10/10 (Claude)" w:date="2026-10-10T17:07:06Z">
+      <w:ins w:id="1010" w:author="Sửa theo rà soát 897 ngày 10/10 (Claude)" w:date="2026-10-10T20:00:53Z">
         <w:r>
           <w:rPr>
             <w:sz w:val="28"/>
@@ -659,7 +659,7 @@
         </w:rPr>
         <w:t xml:space="preserve"> kết quả trọng tâm theo Thông báo số 817/TB-CĐKT </w:t>
       </w:r>
-      <w:del w:id="1011" w:author="Sửa theo rà soát 897 ngày 10/10 (Claude)" w:date="2026-10-10T17:07:06Z">
+      <w:del w:id="1011" w:author="Sửa theo rà soát 897 ngày 10/10 (Claude)" w:date="2026-10-10T20:00:53Z">
         <w:r>
           <w:rPr>
             <w:sz w:val="28"/>
@@ -668,7 +668,7 @@
           <w:delText xml:space="preserve">ngày 14 tháng 7 năm 2026;</w:delText>
         </w:r>
       </w:del>
-      <w:ins w:id="1012" w:author="Sửa theo rà soát 897 ngày 10/10 (Claude)" w:date="2026-10-10T17:07:06Z">
+      <w:ins w:id="1012" w:author="Sửa theo rà soát 897 ngày 10/10 (Claude)" w:date="2026-10-10T20:00:53Z">
         <w:r>
           <w:rPr>
             <w:sz w:val="28"/>
@@ -684,7 +684,7 @@
         </w:rPr>
         <w:t xml:space="preserve"> theo dõi nhiệm vụ từ khi giao đến khi có kết quả, minh chứng; hỗ trợ viên chức, người lao động lập kế hoạch và tự đánh giá KPI cá nhân theo Quyết định số 1923/QĐ-CĐKT </w:t>
       </w:r>
-      <w:del w:id="1013" w:author="Sửa theo rà soát 897 ngày 10/10 (Claude)" w:date="2026-10-10T17:07:06Z">
+      <w:del w:id="1013" w:author="Sửa theo rà soát 897 ngày 10/10 (Claude)" w:date="2026-10-10T20:00:53Z">
         <w:r>
           <w:rPr>
             <w:sz w:val="28"/>
@@ -693,7 +693,7 @@
           <w:delText xml:space="preserve">ngày 30 tháng 8 năm 2026, Trường Cao đẳng Kon Tum thông báo</w:delText>
         </w:r>
       </w:del>
-      <w:ins w:id="1014" w:author="Sửa theo rà soát 897 ngày 10/10 (Claude)" w:date="2026-10-10T17:07:06Z">
+      <w:ins w:id="1014" w:author="Sửa theo rà soát 897 ngày 10/10 (Claude)" w:date="2026-10-10T20:00:53Z">
         <w:r>
           <w:rPr>
             <w:sz w:val="28"/>
@@ -1061,7 +1061,7 @@
         </w:rPr>
         <w:t xml:space="preserve">- Trên Claude và Claude Cowork, việc đo thể thức và theo dõi thay đổi chỉ thực hiện được khi môi trường chạy được công cụ đo; trường hợp không chạy được, Bộ công cụ ghi rõ “chưa xác minh bằng công cụ đo”, </w:t>
       </w:r>
-      <w:del w:id="1001" w:author="Tiếp thu thẩm định lần 6 (Claude)" w:date="2026-10-10T17:07:07Z">
+      <w:del w:id="1001" w:author="Tiếp thu thẩm định lần 6 (Claude)" w:date="2026-10-10T20:00:54Z">
         <w:r>
           <w:rPr>
             <w:sz w:val="28"/>
@@ -1069,12 +1069,12 @@
           <w:delText xml:space="preserve">người dùng không coi sản phẩm là đã đạt chuẩn thể thức.</w:delText>
         </w:r>
       </w:del>
-      <w:ins w:id="1002" w:author="Tiếp thu thẩm định lần 6 (Claude)" w:date="2026-10-10T17:07:07Z">
+      <w:ins w:id="1002" w:author="Tiếp thu thẩm định lần 6 (Claude)" w:date="2026-10-10T20:00:54Z">
         <w:r>
           <w:rPr>
             <w:sz w:val="28"/>
           </w:rPr>
-          <w:t xml:space="preserve">người dùng không coi sản phẩm là đã đạt chuẩn thể thức. Bộ công cụ đã được kiểm thử theo bộ ca trên Claude Code; trên Claude và Claude Cowork mới dùng thử, chưa kiểm thử theo bộ ca, việc kiểm thử đầy đủ được bổ sung trong quá trình vận hành.</w:t>
+          <w:t xml:space="preserve">người dùng không coi sản phẩm là đã đạt chuẩn thể thức. Bộ công cụ đã được kiểm thử theo bộ ca trên Claude Code; trên Claude và Claude Cowork đã kiểm thử bằng tài khoản cá nhân của người phụ trách xây dựng và tài khoản của phòng TH-HC&amp;QT.</w:t>
         </w:r>
       </w:ins>
     </w:p>
@@ -1127,7 +1127,7 @@
         </w:rPr>
         <w:t xml:space="preserve">- Bộ công cụ không thay thế bước rà soát dự thảo văn bản trước khi trình ký bằng Skill “ktc-ra-soat-897” theo Thông báo số 948/TB-CĐKT </w:t>
       </w:r>
-      <w:del w:id="1015" w:author="Sửa theo rà soát 897 ngày 10/10 (Claude)" w:date="2026-10-10T17:07:06Z">
+      <w:del w:id="1015" w:author="Sửa theo rà soát 897 ngày 10/10 (Claude)" w:date="2026-10-10T20:00:53Z">
         <w:r>
           <w:rPr>
             <w:sz w:val="28"/>
@@ -1135,7 +1135,7 @@
           <w:delText xml:space="preserve">ngày 17 tháng 8 năm 2026 (Công cụ AI KTC-Ra-Soat-897-v2-Cai-tien)</w:delText>
         </w:r>
       </w:del>
-      <w:ins w:id="1016" w:author="Sửa theo rà soát 897 ngày 10/10 (Claude)" w:date="2026-10-10T17:07:06Z">
+      <w:ins w:id="1016" w:author="Sửa theo rà soát 897 ngày 10/10 (Claude)" w:date="2026-10-10T20:00:53Z">
         <w:r>
           <w:rPr>
             <w:sz w:val="28"/>
@@ -1181,7 +1181,7 @@
         </w:rPr>
         <w:t xml:space="preserve">- Kết quả của Bộ công cụ ghi rõ trạng thái; chỉ kết quả ở trạng thái “Đạt” hoặc “Đạt có điều kiện” được dùng làm cơ sở để đơn vị, người soạn thảo kiểm tra, hoàn thiện sản phẩm chính thức. Kết quả là bản nháp chưa đối chiếu dữ liệu gốc hoặc có ghi “đối chiếu gần đúng” thì không được dùng làm cơ sở hoàn thiện số liệu chính thức cho đến khi đơn vị đối chiếu lại với dữ liệu gốc và Lãnh đạo đơn vị kiểm tra thủ công </w:t>
       </w:r>
-      <w:del w:id="1001" w:author="Sửa theo rà soát 897 ngày 10/10 (Claude)" w:date="2026-10-10T17:07:06Z">
+      <w:del w:id="1001" w:author="Sửa theo rà soát 897 ngày 10/10 (Claude)" w:date="2026-10-10T20:00:53Z">
         <w:r>
           <w:rPr>
             <w:sz w:val="28"/>
@@ -1189,7 +1189,7 @@
           <w:delText xml:space="preserve">trước khi ký; trong giai đoạn thí điểm, kết quả ghi rõ “dữ liệu thí điểm”.</w:delText>
         </w:r>
       </w:del>
-      <w:ins w:id="1002" w:author="Sửa theo rà soát 897 ngày 10/10 (Claude)" w:date="2026-10-10T17:07:06Z">
+      <w:ins w:id="1002" w:author="Sửa theo rà soát 897 ngày 10/10 (Claude)" w:date="2026-10-10T20:00:53Z">
         <w:r>
           <w:rPr>
             <w:sz w:val="28"/>
@@ -1231,7 +1231,7 @@
         </w:rPr>
         <w:t xml:space="preserve">- Tài khoản Claude AI Team do nhà trường cấp theo Thông báo số 924/TB-CĐKT </w:t>
       </w:r>
-      <w:del w:id="1017" w:author="Sửa theo rà soát 897 ngày 10/10 (Claude)" w:date="2026-10-10T17:07:06Z">
+      <w:del w:id="1017" w:author="Sửa theo rà soát 897 ngày 10/10 (Claude)" w:date="2026-10-10T20:00:53Z">
         <w:r>
           <w:rPr>
             <w:sz w:val="28"/>
@@ -1239,7 +1239,7 @@
           <w:delText xml:space="preserve">ngày 11 tháng 8 năm 2026, hoặc tài khoản</w:delText>
         </w:r>
       </w:del>
-      <w:ins w:id="1018" w:author="Sửa theo rà soát 897 ngày 10/10 (Claude)" w:date="2026-10-10T17:07:06Z">
+      <w:ins w:id="1018" w:author="Sửa theo rà soát 897 ngày 10/10 (Claude)" w:date="2026-10-10T20:00:53Z">
         <w:r>
           <w:rPr>
             <w:sz w:val="28"/>
@@ -1312,7 +1312,7 @@
         </w:rPr>
         <w:t xml:space="preserve">Tài khoản Claude AI Team được kiểm soát lưu lượng sử dụng theo kỳ; chỉ dùng cho công việc chuyên môn thuộc phạm vi Bộ công cụ, </w:t>
       </w:r>
-      <w:del w:id="1003" w:author="Tiếp thu thẩm định lần 6 (Claude)" w:date="2026-10-10T17:07:07Z">
+      <w:del w:id="1003" w:author="Tiếp thu thẩm định lần 6 (Claude)" w:date="2026-10-10T20:00:54Z">
         <w:r>
           <w:rPr>
             <w:sz w:val="28"/>
@@ -1321,7 +1321,7 @@
           <w:delText xml:space="preserve">không dùng vào hỏi đáp thông thường.</w:delText>
         </w:r>
       </w:del>
-      <w:ins w:id="1004" w:author="Tiếp thu thẩm định lần 6 (Claude)" w:date="2026-10-10T17:07:07Z">
+      <w:ins w:id="1004" w:author="Tiếp thu thẩm định lần 6 (Claude)" w:date="2026-10-10T20:00:54Z">
         <w:r>
           <w:rPr>
             <w:sz w:val="28"/>
@@ -1364,7 +1364,7 @@
         </w:rPr>
         <w:t xml:space="preserve">a) Cài ở cấp tổ chức (Hệ thống Claude AI Team của Trường): Phòng QLKHCN&amp;HTPT, bằng tài khoản Chủ sở hữu (Owner), tải tệp plugin tại mục Organization settings &gt; Plugins &amp; skills &gt; Marketplaces &gt; Add &gt; Upload a plugin; sau đó đặt chế độ phân phối tại mục Inventory &gt; Default access. </w:t>
       </w:r>
-      <w:del w:id="1001" w:author="Khắc phục tồn tại, trình ban hành 10/10 (Claude)" w:date="2026-10-10T17:07:05Z">
+      <w:del w:id="1001" w:author="Khắc phục tồn tại, trình ban hành 10/10 (Claude)" w:date="2026-10-10T20:00:52Z">
         <w:r>
           <w:rPr>
             <w:sz w:val="28"/>
@@ -1372,7 +1372,7 @@
           <w:delText xml:space="preserve">Giai đoạn thí điểm (Phòng TH-HC&amp;QT và không quá 02 đơn vị do Hiệu trưởng chỉ định,</w:delText>
         </w:r>
       </w:del>
-      <w:del w:id="1002" w:author="Khắc phục tồn tại, trình ban hành 10/10 (Claude)" w:date="2026-10-10T17:07:05Z">
+      <w:del w:id="1002" w:author="Khắc phục tồn tại, trình ban hành 10/10 (Claude)" w:date="2026-10-10T20:00:52Z">
         <w:r>
           <w:rPr>
             <w:sz w:val="28"/>
@@ -1380,7 +1380,7 @@
           <w:delText xml:space="preserve"> từ kỳ báo cáo tháng 10/2026) đặt chế độ “Available to install” (người dùng tự cài; chế độ này chỉ giới hạn phạm vi phân phối, không phải nghiệm thu); sau khi nghiệm thu </w:delText>
         </w:r>
       </w:del>
-      <w:del w:id="1003" w:author="Khắc phục tồn tại, trình ban hành 10/10 (Claude)" w:date="2026-10-10T17:07:05Z">
+      <w:del w:id="1003" w:author="Khắc phục tồn tại, trình ban hành 10/10 (Claude)" w:date="2026-10-10T20:00:52Z">
         <w:r>
           <w:rPr>
             <w:sz w:val="28"/>
@@ -1388,7 +1388,7 @@
           <w:delText xml:space="preserve">(đạt kiểm thử trên cả 3 nền tảng và ít nhất 01 kỳ vận hành thí điểm có báo cáo đánh giá hiệu quả)</w:delText>
         </w:r>
       </w:del>
-      <w:del w:id="1004" w:author="Khắc phục tồn tại, trình ban hành 10/10 (Claude)" w:date="2026-10-10T17:07:05Z">
+      <w:del w:id="1004" w:author="Khắc phục tồn tại, trình ban hành 10/10 (Claude)" w:date="2026-10-10T20:00:52Z">
         <w:r>
           <w:rPr>
             <w:sz w:val="28"/>
@@ -1396,7 +1396,7 @@
           <w:delText xml:space="preserve"> mới chuyển “Installed by default” (cài sẵn cho mọi tài khoản) hoặc “Required” (bắt buộc) theo quyết định của Hiệu trưởng. Trong giai đoạn thí điểm, </w:delText>
         </w:r>
       </w:del>
-      <w:del w:id="1005" w:author="Khắc phục tồn tại, trình ban hành 10/10 (Claude)" w:date="2026-10-10T17:07:05Z">
+      <w:del w:id="1005" w:author="Khắc phục tồn tại, trình ban hành 10/10 (Claude)" w:date="2026-10-10T20:00:52Z">
         <w:r>
           <w:rPr>
             <w:sz w:val="28"/>
@@ -1404,7 +1404,7 @@
           <w:delText xml:space="preserve">dữ liệu nội bộ, dữ liệu cá nhân (trong phạm vi được phép theo Thông báo số 924/TB-CĐKT) chỉ được xử lý trên nền tảng đã có biên bản nghiệm thu</w:delText>
         </w:r>
       </w:del>
-      <w:del w:id="1006" w:author="Khắc phục tồn tại, trình ban hành 10/10 (Claude)" w:date="2026-10-10T17:07:05Z">
+      <w:del w:id="1006" w:author="Khắc phục tồn tại, trình ban hành 10/10 (Claude)" w:date="2026-10-10T20:00:52Z">
         <w:r>
           <w:rPr>
             <w:sz w:val="28"/>
@@ -1412,7 +1412,7 @@
           <w:delText xml:space="preserve"> và sau khi kho KTC-Database đã được phân quyền chỉ đọc; trên nền tảng chưa nghiệm thu chỉ sử dụng văn bản đã ban hành, công khai hoặc dữ liệu giả lập.</w:delText>
         </w:r>
       </w:del>
-      <w:ins w:id="1007" w:author="Khắc phục tồn tại, trình ban hành 10/10 (Claude)" w:date="2026-10-10T17:07:05Z">
+      <w:ins w:id="1007" w:author="Khắc phục tồn tại, trình ban hành 10/10 (Claude)" w:date="2026-10-10T20:00:52Z">
         <w:r>
           <w:rPr>
             <w:sz w:val="28"/>
@@ -2035,7 +2035,7 @@
         </w:rPr>
         <w:t xml:space="preserve">ập kế hoạch và danh mục sản phẩm KPI quý </w:t>
       </w:r>
-      <w:del w:id="1005" w:author="Tiếp thu thẩm định lần 6 (Claude)" w:date="2026-10-10T17:07:07Z">
+      <w:del w:id="1005" w:author="Tiếp thu thẩm định lần 6 (Claude)" w:date="2026-10-10T20:00:54Z">
         <w:r>
           <w:rPr>
             <w:sz w:val="28"/>
@@ -2044,7 +2044,7 @@
           <w:delText xml:space="preserve">theo mẫu của nhóm vị trí việc làm, trình Trưởng đơn vị phê duyệt.</w:delText>
         </w:r>
       </w:del>
-      <w:ins w:id="1006" w:author="Tiếp thu thẩm định lần 6 (Claude)" w:date="2026-10-10T17:07:07Z">
+      <w:ins w:id="1006" w:author="Tiếp thu thẩm định lần 6 (Claude)" w:date="2026-10-10T20:00:54Z">
         <w:r>
           <w:rPr>
             <w:sz w:val="28"/>
@@ -2277,7 +2277,7 @@
         </w:rPr>
         <w:t xml:space="preserve">b) Định kỳ cập nhật văn bản, biểu mẫu mới vào kho KTC-Database dùng chung cho Bộ công cụ; phân quyền chỉ đọc đối với kho KTC-Database, thư mục biểu mẫu chuẩn cho mọi tài khoản không phải người quản lý kho</w:t>
       </w:r>
-      <w:del w:id="1008" w:author="Khắc phục tồn tại, trình ban hành 10/10 (Claude)" w:date="2026-10-10T17:07:05Z">
+      <w:del w:id="1008" w:author="Khắc phục tồn tại, trình ban hành 10/10 (Claude)" w:date="2026-10-10T20:00:52Z">
         <w:r>
           <w:rPr>
             <w:sz w:val="28"/>
@@ -2285,7 +2285,7 @@
           <w:delText xml:space="preserve">, </w:delText>
         </w:r>
       </w:del>
-      <w:del w:id="1009" w:author="Khắc phục tồn tại, trình ban hành 10/10 (Claude)" w:date="2026-10-10T17:07:05Z">
+      <w:del w:id="1009" w:author="Khắc phục tồn tại, trình ban hành 10/10 (Claude)" w:date="2026-10-10T20:00:52Z">
         <w:r>
           <w:rPr>
             <w:sz w:val="28"/>
@@ -2293,7 +2293,7 @@
           <w:delText xml:space="preserve">kiểm tra bằng tài khoản thử không phải người quản lý kho (thử ghi, xóa, đổi tên, tạo liên kết trên máy tính và trên Claude Cowork) và lập biên bản trước khi thí điểm.</w:delText>
         </w:r>
       </w:del>
-      <w:ins w:id="1010" w:author="Khắc phục tồn tại, trình ban hành 10/10 (Claude)" w:date="2026-10-10T17:07:05Z">
+      <w:ins w:id="1010" w:author="Khắc phục tồn tại, trình ban hành 10/10 (Claude)" w:date="2026-10-10T20:00:52Z">
         <w:r>
           <w:rPr>
             <w:sz w:val="28"/>
@@ -2333,7 +2333,7 @@
         </w:rPr>
         <w:t xml:space="preserve">d) </w:t>
       </w:r>
-      <w:del w:id="1011" w:author="Khắc phục tồn tại, trình ban hành 10/10 (Claude)" w:date="2026-10-10T17:07:05Z">
+      <w:del w:id="1011" w:author="Khắc phục tồn tại, trình ban hành 10/10 (Claude)" w:date="2026-10-10T20:00:52Z">
         <w:r>
           <w:rPr>
             <w:sz w:val="28"/>
@@ -2341,7 +2341,7 @@
           <w:delText xml:space="preserve">Tổ chức thí điểm, kiểm thử Bộ công cụ trên 3 nền tảng trước khi áp dụng rộng; lập biên bản nghiệm thu trên từng nền tảng có đại diện Phòng TCCB&amp;CTHSSV và đơn vị thí điểm; sau mỗi kỳ thí điểm, báo cáo Lãnh đạo Trường</w:delText>
         </w:r>
       </w:del>
-      <w:ins w:id="1012" w:author="Khắc phục tồn tại, trình ban hành 10/10 (Claude)" w:date="2026-10-10T17:07:05Z">
+      <w:ins w:id="1012" w:author="Khắc phục tồn tại, trình ban hành 10/10 (Claude)" w:date="2026-10-10T20:00:52Z">
         <w:r>
           <w:rPr>
             <w:sz w:val="28"/>
@@ -2361,7 +2361,7 @@
         </w:rPr>
         <w:t xml:space="preserve">tỷ lệ Bộ công cụ chọn đúng kỹ năng, lưu lượng sử dụng, thời gian và chất lượng sản phẩm so với cách làm trước (ghi rõ phiên bản, mô hình AI đã dùng); </w:t>
       </w:r>
-      <w:del w:id="1013" w:author="Khắc phục tồn tại, trình ban hành 10/10 (Claude)" w:date="2026-10-10T17:07:05Z">
+      <w:del w:id="1013" w:author="Khắc phục tồn tại, trình ban hành 10/10 (Claude)" w:date="2026-10-10T20:00:52Z">
         <w:r>
           <w:rPr>
             <w:sz w:val="28"/>
@@ -2369,7 +2369,7 @@
           <w:delText xml:space="preserve">trong giai đoạn thí điểm không bổ sung, thay đổi chức năng của Bộ công cụ, trừ sửa lỗi làm sai lệch số liệu, lộ, lọt dữ liệu hoặc ghi đè dữ liệu gốc;</w:delText>
         </w:r>
       </w:del>
-      <w:ins w:id="1014" w:author="Khắc phục tồn tại, trình ban hành 10/10 (Claude)" w:date="2026-10-10T17:07:05Z">
+      <w:ins w:id="1014" w:author="Khắc phục tồn tại, trình ban hành 10/10 (Claude)" w:date="2026-10-10T20:00:52Z">
         <w:r>
           <w:rPr>
             <w:sz w:val="28"/>
@@ -2420,7 +2420,7 @@
         </w:rPr>
         <w:t xml:space="preserve">Quản trị Hệ thống Claude AI Team của Trường; nạp, cập nhật, đặt chế độ phân phối Bộ công cụ ở cấp tổ chức theo Thông báo số 1056/TB-CĐKT; chỉ nạp tệp đã đối chiếu mã SHA-256</w:t>
       </w:r>
-      <w:del w:id="1015" w:author="Khắc phục tồn tại, trình ban hành 10/10 (Claude)" w:date="2026-10-10T17:07:05Z">
+      <w:del w:id="1015" w:author="Khắc phục tồn tại, trình ban hành 10/10 (Claude)" w:date="2026-10-10T20:00:52Z">
         <w:r>
           <w:rPr>
             <w:sz w:val="28"/>
@@ -2429,7 +2429,7 @@
           <w:delText xml:space="preserve">; trước khi thí điểm, kiểm kê các phiên bản plugin, kỹ năng KTC đang có ở cấp tổ chức, chuyển các phiên bản cũ sang chế độ “Not available” và lập biên bản kiểm kê.</w:delText>
         </w:r>
       </w:del>
-      <w:ins w:id="1016" w:author="Khắc phục tồn tại, trình ban hành 10/10 (Claude)" w:date="2026-10-10T17:07:05Z">
+      <w:ins w:id="1016" w:author="Khắc phục tồn tại, trình ban hành 10/10 (Claude)" w:date="2026-10-10T20:00:52Z">
         <w:r>
           <w:rPr>
             <w:sz w:val="28"/>
@@ -2475,7 +2475,7 @@
         </w:rPr>
         <w:t xml:space="preserve">Hướng dẫn, giải đáp các nội dung đánh giá, xếp loại theo Quyết định số 1923/QĐ-CĐKT làm cơ sở cập nhật chức năng KPI cá nhân của Bộ công cụ</w:t>
       </w:r>
-      <w:del w:id="1017" w:author="Khắc phục tồn tại, trình ban hành 10/10 (Claude)" w:date="2026-10-10T17:07:05Z">
+      <w:del w:id="1017" w:author="Khắc phục tồn tại, trình ban hành 10/10 (Claude)" w:date="2026-10-10T20:00:52Z">
         <w:r>
           <w:rPr>
             <w:sz w:val="28"/>
@@ -2484,7 +2484,7 @@
           <w:delText xml:space="preserve">; cử đại diện tham gia kiểm thử nghiệm thu chức năng KPI cá nhân.</w:delText>
         </w:r>
       </w:del>
-      <w:ins w:id="1018" w:author="Khắc phục tồn tại, trình ban hành 10/10 (Claude)" w:date="2026-10-10T17:07:05Z">
+      <w:ins w:id="1018" w:author="Khắc phục tồn tại, trình ban hành 10/10 (Claude)" w:date="2026-10-10T20:00:52Z">
         <w:r>
           <w:rPr>
             <w:sz w:val="28"/>
